--- a/.cursor/source-of-truth/🚀 THE FAIRBANKS HANDBOOK_v1_0_1.docx
+++ b/.cursor/source-of-truth/🚀 THE FAIRBANKS HANDBOOK_v1_0_1.docx
@@ -4,7 +4,7 @@
   <w:body>
     <w:p>
       <w:pPr>
-        <w:spacing w:after="160" w:before="0" w:line="269" w:lineRule="auto"/>
+        <w:spacing w:after="80" w:before="0" w:line="259" w:lineRule="auto"/>
         <w:jc w:val="center"/>
       </w:pPr>
       <w:r>
@@ -20,7 +20,7 @@
     </w:p>
     <w:p>
       <w:pPr>
-        <w:spacing w:after="240" w:before="0" w:line="269" w:lineRule="auto"/>
+        <w:spacing w:after="80" w:before="0" w:line="259" w:lineRule="auto"/>
         <w:jc w:val="center"/>
       </w:pPr>
       <w:r>
@@ -36,7 +36,7 @@
     </w:p>
     <w:p>
       <w:pPr>
-        <w:spacing w:after="80" w:before="0" w:line="269" w:lineRule="auto"/>
+        <w:spacing w:after="80" w:before="80" w:line="269" w:lineRule="auto"/>
         <w:jc w:val="center"/>
       </w:pPr>
       <w:r>
@@ -52,7 +52,7 @@
     </w:p>
     <w:p>
       <w:pPr>
-        <w:spacing w:after="120" w:before="0" w:line="269" w:lineRule="auto"/>
+        <w:spacing w:after="120" w:before="0" w:line="259" w:lineRule="auto"/>
         <w:jc w:val="center"/>
       </w:pPr>
       <w:r>
@@ -68,7 +68,7 @@
     </w:p>
     <w:p>
       <w:pPr>
-        <w:spacing w:after="80" w:before="0" w:line="269" w:lineRule="auto"/>
+        <w:spacing w:after="60" w:before="160" w:line="269" w:lineRule="auto"/>
         <w:jc w:val="center"/>
       </w:pPr>
       <w:r>
@@ -84,7 +84,7 @@
     </w:p>
     <w:p>
       <w:pPr>
-        <w:spacing w:after="80" w:before="0" w:line="269" w:lineRule="auto"/>
+        <w:spacing w:after="80" w:before="0" w:line="259" w:lineRule="auto"/>
         <w:jc w:val="center"/>
       </w:pPr>
       <w:r>
@@ -100,7 +100,7 @@
     </w:p>
     <w:p>
       <w:pPr>
-        <w:spacing w:after="160" w:before="0" w:line="269" w:lineRule="auto"/>
+        <w:spacing w:after="80" w:before="0" w:line="259" w:lineRule="auto"/>
         <w:jc w:val="center"/>
       </w:pPr>
       <w:r>
@@ -116,7 +116,7 @@
     </w:p>
     <w:p>
       <w:pPr>
-        <w:spacing w:after="280" w:before="0" w:line="269" w:lineRule="auto"/>
+        <w:spacing w:after="80" w:before="0" w:line="259" w:lineRule="auto"/>
         <w:jc w:val="center"/>
       </w:pPr>
       <w:r>
@@ -132,7 +132,7 @@
     </w:p>
     <w:p>
       <w:pPr>
-        <w:spacing w:before="200" w:after="80"/>
+        <w:spacing w:before="160" w:after="60"/>
       </w:pPr>
       <w:r>
         <w:rPr>
@@ -147,7 +147,7 @@
     </w:p>
     <w:p>
       <w:pPr>
-        <w:spacing w:after="100" w:before="0" w:line="269" w:lineRule="auto"/>
+        <w:spacing w:after="100" w:before="0" w:line="259" w:lineRule="auto"/>
         <w:jc w:val="left"/>
       </w:pPr>
       <w:r>
@@ -163,7 +163,7 @@
     </w:p>
     <w:p>
       <w:pPr>
-        <w:spacing w:after="100" w:before="0" w:line="269" w:lineRule="auto"/>
+        <w:spacing w:after="100" w:before="0" w:line="259" w:lineRule="auto"/>
         <w:jc w:val="left"/>
       </w:pPr>
       <w:r>
@@ -179,7 +179,7 @@
     </w:p>
     <w:p>
       <w:pPr>
-        <w:spacing w:after="100" w:before="0" w:line="269" w:lineRule="auto"/>
+        <w:spacing w:after="100" w:before="0" w:line="259" w:lineRule="auto"/>
         <w:jc w:val="left"/>
       </w:pPr>
       <w:r>
@@ -195,7 +195,7 @@
     </w:p>
     <w:p>
       <w:pPr>
-        <w:spacing w:after="100" w:before="0" w:line="269" w:lineRule="auto"/>
+        <w:spacing w:after="100" w:before="0" w:line="259" w:lineRule="auto"/>
         <w:jc w:val="left"/>
       </w:pPr>
       <w:r>
@@ -211,7 +211,7 @@
     </w:p>
     <w:p>
       <w:pPr>
-        <w:spacing w:before="200" w:after="80"/>
+        <w:spacing w:before="160" w:after="60"/>
       </w:pPr>
       <w:r>
         <w:rPr>
@@ -338,7 +338,7 @@
     </w:p>
     <w:p>
       <w:pPr>
-        <w:spacing w:after="160" w:before="0" w:line="269" w:lineRule="auto"/>
+        <w:spacing w:after="80" w:before="0" w:line="259" w:lineRule="auto"/>
         <w:jc w:val="left"/>
       </w:pPr>
       <w:r>
@@ -354,7 +354,7 @@
     </w:p>
     <w:p>
       <w:pPr>
-        <w:spacing w:before="200" w:after="80"/>
+        <w:spacing w:before="160" w:after="60"/>
       </w:pPr>
       <w:r>
         <w:rPr>
@@ -450,7 +450,7 @@
     <w:p>
       <w:pPr>
         <w:pageBreakBefore/>
-        <w:spacing w:after="200"/>
+        <w:spacing w:after="160" w:before="120"/>
         <w:jc w:val="center"/>
       </w:pPr>
       <w:r>
@@ -466,8 +466,8 @@
     </w:p>
     <w:p>
       <w:pPr>
-        <w:pageBreakBefore/>
-        <w:spacing w:after="160"/>
+        <w:pageBreakBefore w:val="0"/>
+        <w:spacing w:after="60" w:before="160"/>
         <w:jc w:val="left"/>
       </w:pPr>
       <w:r>
@@ -483,7 +483,7 @@
     </w:p>
     <w:p>
       <w:pPr>
-        <w:spacing w:after="160" w:before="120" w:line="269" w:lineRule="auto"/>
+        <w:spacing w:after="80" w:before="120" w:line="259" w:lineRule="auto"/>
         <w:jc w:val="center"/>
       </w:pPr>
       <w:r>
@@ -499,7 +499,7 @@
     </w:p>
     <w:p>
       <w:pPr>
-        <w:spacing w:before="200" w:after="80"/>
+        <w:spacing w:before="160" w:after="60"/>
       </w:pPr>
       <w:r>
         <w:rPr>
@@ -514,7 +514,7 @@
     </w:p>
     <w:p>
       <w:pPr>
-        <w:spacing w:after="100" w:before="0" w:line="269" w:lineRule="auto"/>
+        <w:spacing w:after="100" w:before="0" w:line="259" w:lineRule="auto"/>
         <w:jc w:val="both"/>
       </w:pPr>
       <w:r>
@@ -530,7 +530,7 @@
     </w:p>
     <w:p>
       <w:pPr>
-        <w:spacing w:before="200" w:after="80"/>
+        <w:spacing w:before="160" w:after="60"/>
       </w:pPr>
       <w:r>
         <w:rPr>
@@ -625,7 +625,7 @@
     </w:p>
     <w:p>
       <w:pPr>
-        <w:spacing w:before="200" w:after="80"/>
+        <w:spacing w:before="160" w:after="60"/>
       </w:pPr>
       <w:r>
         <w:rPr>
@@ -736,7 +736,7 @@
     </w:p>
     <w:p>
       <w:pPr>
-        <w:spacing w:before="200" w:after="80"/>
+        <w:spacing w:before="160" w:after="60"/>
       </w:pPr>
       <w:r>
         <w:rPr>
@@ -863,7 +863,7 @@
     </w:p>
     <w:p>
       <w:pPr>
-        <w:spacing w:before="200" w:after="80"/>
+        <w:spacing w:before="160" w:after="60"/>
       </w:pPr>
       <w:r>
         <w:rPr>
@@ -1156,11 +1156,15 @@
         </w:tc>
       </w:tr>
     </w:tbl>
-    <w:p/>
-    <w:p>
-      <w:pPr>
-        <w:pageBreakBefore/>
-        <w:spacing w:after="160"/>
+    <w:p>
+      <w:pPr>
+        <w:spacing w:before="0" w:after="0"/>
+      </w:pPr>
+    </w:p>
+    <w:p>
+      <w:pPr>
+        <w:pageBreakBefore w:val="0"/>
+        <w:spacing w:after="60" w:before="160"/>
         <w:jc w:val="left"/>
       </w:pPr>
       <w:r>
@@ -1176,7 +1180,7 @@
     </w:p>
     <w:p>
       <w:pPr>
-        <w:spacing w:before="200" w:after="80"/>
+        <w:spacing w:before="160" w:after="60"/>
       </w:pPr>
       <w:r>
         <w:rPr>
@@ -1271,7 +1275,7 @@
     </w:p>
     <w:p>
       <w:pPr>
-        <w:spacing w:before="200" w:after="80"/>
+        <w:spacing w:before="160" w:after="60"/>
       </w:pPr>
       <w:r>
         <w:rPr>
@@ -1398,7 +1402,7 @@
     </w:p>
     <w:p>
       <w:pPr>
-        <w:spacing w:before="200" w:after="80"/>
+        <w:spacing w:before="160" w:after="60"/>
       </w:pPr>
       <w:r>
         <w:rPr>
@@ -1509,7 +1513,7 @@
     </w:p>
     <w:p>
       <w:pPr>
-        <w:spacing w:after="100" w:before="0" w:line="269" w:lineRule="auto"/>
+        <w:spacing w:after="100" w:before="0" w:line="259" w:lineRule="auto"/>
         <w:jc w:val="left"/>
       </w:pPr>
       <w:r>
@@ -1525,7 +1529,7 @@
     </w:p>
     <w:p>
       <w:pPr>
-        <w:spacing w:before="200" w:after="80"/>
+        <w:spacing w:before="160" w:after="60"/>
       </w:pPr>
       <w:r>
         <w:rPr>
@@ -1540,7 +1544,7 @@
     </w:p>
     <w:p>
       <w:pPr>
-        <w:spacing w:after="100" w:before="0" w:line="269" w:lineRule="auto"/>
+        <w:spacing w:after="100" w:before="0" w:line="259" w:lineRule="auto"/>
         <w:jc w:val="both"/>
       </w:pPr>
       <w:r>
@@ -1556,7 +1560,7 @@
     </w:p>
     <w:p>
       <w:pPr>
-        <w:spacing w:before="200" w:after="80"/>
+        <w:spacing w:before="160" w:after="60"/>
       </w:pPr>
       <w:r>
         <w:rPr>
@@ -1571,7 +1575,7 @@
     </w:p>
     <w:p>
       <w:pPr>
-        <w:spacing w:after="100" w:before="0" w:line="269" w:lineRule="auto"/>
+        <w:spacing w:after="100" w:before="0" w:line="259" w:lineRule="auto"/>
         <w:jc w:val="left"/>
       </w:pPr>
       <w:r>
@@ -1732,7 +1736,7 @@
     <w:p>
       <w:pPr>
         <w:pageBreakBefore/>
-        <w:spacing w:after="200"/>
+        <w:spacing w:after="160" w:before="120"/>
         <w:jc w:val="center"/>
       </w:pPr>
       <w:r>
@@ -1748,8 +1752,8 @@
     </w:p>
     <w:p>
       <w:pPr>
-        <w:pageBreakBefore/>
-        <w:spacing w:after="160"/>
+        <w:pageBreakBefore w:val="0"/>
+        <w:spacing w:after="60" w:before="160"/>
         <w:jc w:val="left"/>
       </w:pPr>
       <w:r>
@@ -1765,7 +1769,7 @@
     </w:p>
     <w:p>
       <w:pPr>
-        <w:spacing w:after="160" w:before="120" w:line="269" w:lineRule="auto"/>
+        <w:spacing w:after="80" w:before="120" w:line="259" w:lineRule="auto"/>
         <w:jc w:val="center"/>
       </w:pPr>
       <w:r>
@@ -1781,7 +1785,7 @@
     </w:p>
     <w:p>
       <w:pPr>
-        <w:spacing w:before="200" w:after="80"/>
+        <w:spacing w:before="160" w:after="60"/>
       </w:pPr>
       <w:r>
         <w:rPr>
@@ -2149,10 +2153,14 @@
         </w:tc>
       </w:tr>
     </w:tbl>
-    <w:p/>
-    <w:p>
-      <w:pPr>
-        <w:spacing w:after="100" w:before="0" w:line="269" w:lineRule="auto"/>
+    <w:p>
+      <w:pPr>
+        <w:spacing w:before="0" w:after="0"/>
+      </w:pPr>
+    </w:p>
+    <w:p>
+      <w:pPr>
+        <w:spacing w:after="100" w:before="0" w:line="259" w:lineRule="auto"/>
         <w:jc w:val="left"/>
       </w:pPr>
       <w:r>
@@ -2168,8 +2176,8 @@
     </w:p>
     <w:p>
       <w:pPr>
-        <w:pageBreakBefore/>
-        <w:spacing w:after="160"/>
+        <w:pageBreakBefore w:val="0"/>
+        <w:spacing w:after="60" w:before="160"/>
         <w:jc w:val="left"/>
       </w:pPr>
       <w:r>
@@ -2185,7 +2193,7 @@
     </w:p>
     <w:p>
       <w:pPr>
-        <w:spacing w:after="100" w:before="0" w:line="269" w:lineRule="auto"/>
+        <w:spacing w:after="100" w:before="0" w:line="259" w:lineRule="auto"/>
         <w:jc w:val="left"/>
       </w:pPr>
       <w:r>
@@ -3650,10 +3658,14 @@
         </w:tc>
       </w:tr>
     </w:tbl>
-    <w:p/>
-    <w:p>
-      <w:pPr>
-        <w:spacing w:after="100" w:before="0" w:line="269" w:lineRule="auto"/>
+    <w:p>
+      <w:pPr>
+        <w:spacing w:before="0" w:after="0"/>
+      </w:pPr>
+    </w:p>
+    <w:p>
+      <w:pPr>
+        <w:spacing w:after="100" w:before="0" w:line="259" w:lineRule="auto"/>
         <w:jc w:val="left"/>
       </w:pPr>
       <w:r>
@@ -3670,7 +3682,7 @@
     <w:p>
       <w:pPr>
         <w:pageBreakBefore/>
-        <w:spacing w:after="200"/>
+        <w:spacing w:after="160" w:before="120"/>
         <w:jc w:val="center"/>
       </w:pPr>
       <w:r>
@@ -3686,8 +3698,8 @@
     </w:p>
     <w:p>
       <w:pPr>
-        <w:pageBreakBefore/>
-        <w:spacing w:after="160"/>
+        <w:pageBreakBefore w:val="0"/>
+        <w:spacing w:after="60" w:before="160"/>
         <w:jc w:val="left"/>
       </w:pPr>
       <w:r>
@@ -3703,7 +3715,7 @@
     </w:p>
     <w:p>
       <w:pPr>
-        <w:spacing w:after="160" w:before="120" w:line="269" w:lineRule="auto"/>
+        <w:spacing w:after="80" w:before="120" w:line="259" w:lineRule="auto"/>
         <w:jc w:val="center"/>
       </w:pPr>
       <w:r>
@@ -4068,10 +4080,14 @@
         </w:tc>
       </w:tr>
     </w:tbl>
-    <w:p/>
-    <w:p>
-      <w:pPr>
-        <w:spacing w:after="100" w:before="0" w:line="269" w:lineRule="auto"/>
+    <w:p>
+      <w:pPr>
+        <w:spacing w:before="0" w:after="0"/>
+      </w:pPr>
+    </w:p>
+    <w:p>
+      <w:pPr>
+        <w:spacing w:after="100" w:before="0" w:line="259" w:lineRule="auto"/>
         <w:jc w:val="left"/>
       </w:pPr>
       <w:r>
@@ -4087,7 +4103,7 @@
     </w:p>
     <w:p>
       <w:pPr>
-        <w:spacing w:before="200" w:after="80"/>
+        <w:spacing w:before="160" w:after="60"/>
       </w:pPr>
       <w:r>
         <w:rPr>
@@ -4182,8 +4198,8 @@
     </w:p>
     <w:p>
       <w:pPr>
-        <w:pageBreakBefore/>
-        <w:spacing w:after="160"/>
+        <w:pageBreakBefore w:val="0"/>
+        <w:spacing w:after="60" w:before="160"/>
         <w:jc w:val="left"/>
       </w:pPr>
       <w:r>
@@ -4199,7 +4215,7 @@
     </w:p>
     <w:p>
       <w:pPr>
-        <w:spacing w:before="200" w:after="80"/>
+        <w:spacing w:before="160" w:after="60"/>
       </w:pPr>
       <w:r>
         <w:rPr>
@@ -4214,7 +4230,7 @@
     </w:p>
     <w:p>
       <w:pPr>
-        <w:spacing w:after="100" w:before="0" w:line="269" w:lineRule="auto"/>
+        <w:spacing w:after="100" w:before="0" w:line="259" w:lineRule="auto"/>
         <w:jc w:val="left"/>
       </w:pPr>
       <w:r>
@@ -4230,7 +4246,7 @@
     </w:p>
     <w:p>
       <w:pPr>
-        <w:spacing w:before="200" w:after="80"/>
+        <w:spacing w:before="160" w:after="60"/>
       </w:pPr>
       <w:r>
         <w:rPr>
@@ -4245,7 +4261,7 @@
     </w:p>
     <w:p>
       <w:pPr>
-        <w:spacing w:after="160" w:before="120" w:line="269" w:lineRule="auto"/>
+        <w:spacing w:after="80" w:before="120" w:line="259" w:lineRule="auto"/>
         <w:jc w:val="center"/>
       </w:pPr>
       <w:r>
@@ -4261,7 +4277,7 @@
     </w:p>
     <w:p>
       <w:pPr>
-        <w:spacing w:before="200" w:after="80"/>
+        <w:spacing w:before="160" w:after="60"/>
       </w:pPr>
       <w:r>
         <w:rPr>
@@ -4607,7 +4623,7 @@
     </w:p>
     <w:p>
       <w:pPr>
-        <w:spacing w:before="200" w:after="80"/>
+        <w:spacing w:before="160" w:after="60"/>
       </w:pPr>
       <w:r>
         <w:rPr>
@@ -4718,7 +4734,7 @@
     </w:p>
     <w:p>
       <w:pPr>
-        <w:spacing w:before="200" w:after="80"/>
+        <w:spacing w:before="160" w:after="60"/>
       </w:pPr>
       <w:r>
         <w:rPr>
@@ -4845,8 +4861,8 @@
     </w:p>
     <w:p>
       <w:pPr>
-        <w:pageBreakBefore/>
-        <w:spacing w:after="160"/>
+        <w:pageBreakBefore w:val="0"/>
+        <w:spacing w:after="60" w:before="160"/>
         <w:jc w:val="left"/>
       </w:pPr>
       <w:r>
@@ -4862,7 +4878,7 @@
     </w:p>
     <w:p>
       <w:pPr>
-        <w:spacing w:before="200" w:after="80"/>
+        <w:spacing w:before="160" w:after="60"/>
       </w:pPr>
       <w:r>
         <w:rPr>
@@ -4877,7 +4893,7 @@
     </w:p>
     <w:p>
       <w:pPr>
-        <w:spacing w:after="100" w:before="0" w:line="269" w:lineRule="auto"/>
+        <w:spacing w:after="100" w:before="0" w:line="259" w:lineRule="auto"/>
         <w:jc w:val="left"/>
       </w:pPr>
       <w:r>
@@ -4893,7 +4909,7 @@
     </w:p>
     <w:p>
       <w:pPr>
-        <w:spacing w:before="200" w:after="80"/>
+        <w:spacing w:before="160" w:after="60"/>
       </w:pPr>
       <w:r>
         <w:rPr>
@@ -4908,7 +4924,7 @@
     </w:p>
     <w:p>
       <w:pPr>
-        <w:spacing w:after="160" w:before="120" w:line="269" w:lineRule="auto"/>
+        <w:spacing w:after="80" w:before="120" w:line="259" w:lineRule="auto"/>
         <w:jc w:val="center"/>
       </w:pPr>
       <w:r>
@@ -4924,7 +4940,7 @@
     </w:p>
     <w:p>
       <w:pPr>
-        <w:spacing w:before="200" w:after="80"/>
+        <w:spacing w:before="160" w:after="60"/>
       </w:pPr>
       <w:r>
         <w:rPr>
@@ -5175,7 +5191,7 @@
     </w:p>
     <w:p>
       <w:pPr>
-        <w:spacing w:before="200" w:after="80"/>
+        <w:spacing w:before="160" w:after="60"/>
       </w:pPr>
       <w:r>
         <w:rPr>
@@ -5270,7 +5286,7 @@
     </w:p>
     <w:p>
       <w:pPr>
-        <w:spacing w:before="200" w:after="80"/>
+        <w:spacing w:before="160" w:after="60"/>
       </w:pPr>
       <w:r>
         <w:rPr>
@@ -5365,8 +5381,8 @@
     </w:p>
     <w:p>
       <w:pPr>
-        <w:pageBreakBefore/>
-        <w:spacing w:after="160"/>
+        <w:pageBreakBefore w:val="0"/>
+        <w:spacing w:after="60" w:before="160"/>
         <w:jc w:val="left"/>
       </w:pPr>
       <w:r>
@@ -5382,7 +5398,7 @@
     </w:p>
     <w:p>
       <w:pPr>
-        <w:spacing w:before="200" w:after="80"/>
+        <w:spacing w:before="160" w:after="60"/>
       </w:pPr>
       <w:r>
         <w:rPr>
@@ -5397,7 +5413,7 @@
     </w:p>
     <w:p>
       <w:pPr>
-        <w:spacing w:after="100" w:before="0" w:line="269" w:lineRule="auto"/>
+        <w:spacing w:after="100" w:before="0" w:line="259" w:lineRule="auto"/>
         <w:jc w:val="left"/>
       </w:pPr>
       <w:r>
@@ -5413,7 +5429,7 @@
     </w:p>
     <w:p>
       <w:pPr>
-        <w:spacing w:before="200" w:after="80"/>
+        <w:spacing w:before="160" w:after="60"/>
       </w:pPr>
       <w:r>
         <w:rPr>
@@ -5428,7 +5444,7 @@
     </w:p>
     <w:p>
       <w:pPr>
-        <w:spacing w:after="160" w:before="120" w:line="269" w:lineRule="auto"/>
+        <w:spacing w:after="80" w:before="120" w:line="259" w:lineRule="auto"/>
         <w:jc w:val="center"/>
       </w:pPr>
       <w:r>
@@ -5444,7 +5460,7 @@
     </w:p>
     <w:p>
       <w:pPr>
-        <w:spacing w:before="200" w:after="80"/>
+        <w:spacing w:before="160" w:after="60"/>
       </w:pPr>
       <w:r>
         <w:rPr>
@@ -5632,7 +5648,7 @@
     </w:p>
     <w:p>
       <w:pPr>
-        <w:spacing w:before="200" w:after="80"/>
+        <w:spacing w:before="160" w:after="60"/>
       </w:pPr>
       <w:r>
         <w:rPr>
@@ -5711,7 +5727,7 @@
     </w:p>
     <w:p>
       <w:pPr>
-        <w:spacing w:before="200" w:after="80"/>
+        <w:spacing w:before="160" w:after="60"/>
       </w:pPr>
       <w:r>
         <w:rPr>
@@ -5806,8 +5822,8 @@
     </w:p>
     <w:p>
       <w:pPr>
-        <w:pageBreakBefore/>
-        <w:spacing w:after="160"/>
+        <w:pageBreakBefore w:val="0"/>
+        <w:spacing w:after="60" w:before="160"/>
         <w:jc w:val="left"/>
       </w:pPr>
       <w:r>
@@ -5823,7 +5839,7 @@
     </w:p>
     <w:p>
       <w:pPr>
-        <w:spacing w:before="200" w:after="80"/>
+        <w:spacing w:before="160" w:after="60"/>
       </w:pPr>
       <w:r>
         <w:rPr>
@@ -5838,7 +5854,7 @@
     </w:p>
     <w:p>
       <w:pPr>
-        <w:spacing w:after="100" w:before="0" w:line="269" w:lineRule="auto"/>
+        <w:spacing w:after="100" w:before="0" w:line="259" w:lineRule="auto"/>
         <w:jc w:val="left"/>
       </w:pPr>
       <w:r>
@@ -5854,7 +5870,7 @@
     </w:p>
     <w:p>
       <w:pPr>
-        <w:spacing w:before="200" w:after="80"/>
+        <w:spacing w:before="160" w:after="60"/>
       </w:pPr>
       <w:r>
         <w:rPr>
@@ -5869,7 +5885,7 @@
     </w:p>
     <w:p>
       <w:pPr>
-        <w:spacing w:after="160" w:before="120" w:line="269" w:lineRule="auto"/>
+        <w:spacing w:after="80" w:before="120" w:line="259" w:lineRule="auto"/>
         <w:jc w:val="center"/>
       </w:pPr>
       <w:r>
@@ -5885,7 +5901,7 @@
     </w:p>
     <w:p>
       <w:pPr>
-        <w:spacing w:before="200" w:after="80"/>
+        <w:spacing w:before="160" w:after="60"/>
       </w:pPr>
       <w:r>
         <w:rPr>
@@ -6089,7 +6105,7 @@
     </w:p>
     <w:p>
       <w:pPr>
-        <w:spacing w:before="200" w:after="80"/>
+        <w:spacing w:before="160" w:after="60"/>
       </w:pPr>
       <w:r>
         <w:rPr>
@@ -6168,7 +6184,7 @@
     </w:p>
     <w:p>
       <w:pPr>
-        <w:spacing w:before="200" w:after="80"/>
+        <w:spacing w:before="160" w:after="60"/>
       </w:pPr>
       <w:r>
         <w:rPr>
@@ -6263,8 +6279,8 @@
     </w:p>
     <w:p>
       <w:pPr>
-        <w:pageBreakBefore/>
-        <w:spacing w:after="160"/>
+        <w:pageBreakBefore w:val="0"/>
+        <w:spacing w:after="60" w:before="160"/>
         <w:jc w:val="left"/>
       </w:pPr>
       <w:r>
@@ -6280,7 +6296,7 @@
     </w:p>
     <w:p>
       <w:pPr>
-        <w:spacing w:before="200" w:after="80"/>
+        <w:spacing w:before="160" w:after="60"/>
       </w:pPr>
       <w:r>
         <w:rPr>
@@ -6295,7 +6311,7 @@
     </w:p>
     <w:p>
       <w:pPr>
-        <w:spacing w:after="100" w:before="0" w:line="269" w:lineRule="auto"/>
+        <w:spacing w:after="100" w:before="0" w:line="259" w:lineRule="auto"/>
         <w:jc w:val="left"/>
       </w:pPr>
       <w:r>
@@ -6311,7 +6327,7 @@
     </w:p>
     <w:p>
       <w:pPr>
-        <w:spacing w:before="200" w:after="80"/>
+        <w:spacing w:before="160" w:after="60"/>
       </w:pPr>
       <w:r>
         <w:rPr>
@@ -6326,7 +6342,7 @@
     </w:p>
     <w:p>
       <w:pPr>
-        <w:spacing w:after="160" w:before="120" w:line="269" w:lineRule="auto"/>
+        <w:spacing w:after="80" w:before="120" w:line="259" w:lineRule="auto"/>
         <w:jc w:val="center"/>
       </w:pPr>
       <w:r>
@@ -6342,7 +6358,7 @@
     </w:p>
     <w:p>
       <w:pPr>
-        <w:spacing w:before="200" w:after="80"/>
+        <w:spacing w:before="160" w:after="60"/>
       </w:pPr>
       <w:r>
         <w:rPr>
@@ -6531,7 +6547,7 @@
     </w:p>
     <w:p>
       <w:pPr>
-        <w:spacing w:before="200" w:after="80"/>
+        <w:spacing w:before="160" w:after="60"/>
       </w:pPr>
       <w:r>
         <w:rPr>
@@ -6610,7 +6626,7 @@
     </w:p>
     <w:p>
       <w:pPr>
-        <w:spacing w:before="200" w:after="80"/>
+        <w:spacing w:before="160" w:after="60"/>
       </w:pPr>
       <w:r>
         <w:rPr>
@@ -6705,8 +6721,8 @@
     </w:p>
     <w:p>
       <w:pPr>
-        <w:pageBreakBefore/>
-        <w:spacing w:after="160"/>
+        <w:pageBreakBefore w:val="0"/>
+        <w:spacing w:after="60" w:before="160"/>
         <w:jc w:val="left"/>
       </w:pPr>
       <w:r>
@@ -6722,7 +6738,7 @@
     </w:p>
     <w:p>
       <w:pPr>
-        <w:spacing w:after="100" w:before="0" w:line="269" w:lineRule="auto"/>
+        <w:spacing w:after="100" w:before="0" w:line="259" w:lineRule="auto"/>
         <w:jc w:val="left"/>
       </w:pPr>
       <w:r>
@@ -6738,7 +6754,7 @@
     </w:p>
     <w:p>
       <w:pPr>
-        <w:spacing w:before="200" w:after="80"/>
+        <w:spacing w:before="160" w:after="60"/>
       </w:pPr>
       <w:r>
         <w:rPr>
@@ -6833,7 +6849,7 @@
     </w:p>
     <w:p>
       <w:pPr>
-        <w:spacing w:before="200" w:after="80"/>
+        <w:spacing w:before="160" w:after="60"/>
       </w:pPr>
       <w:r>
         <w:rPr>
@@ -6912,7 +6928,7 @@
     </w:p>
     <w:p>
       <w:pPr>
-        <w:spacing w:before="200" w:after="80"/>
+        <w:spacing w:before="160" w:after="60"/>
       </w:pPr>
       <w:r>
         <w:rPr>
@@ -7088,7 +7104,7 @@
     <w:p>
       <w:pPr>
         <w:pageBreakBefore/>
-        <w:spacing w:after="200"/>
+        <w:spacing w:after="160" w:before="120"/>
         <w:jc w:val="center"/>
       </w:pPr>
       <w:r>
@@ -7104,8 +7120,8 @@
     </w:p>
     <w:p>
       <w:pPr>
-        <w:pageBreakBefore/>
-        <w:spacing w:after="160"/>
+        <w:pageBreakBefore w:val="0"/>
+        <w:spacing w:after="60" w:before="160"/>
         <w:jc w:val="left"/>
       </w:pPr>
       <w:r>
@@ -7121,7 +7137,7 @@
     </w:p>
     <w:p>
       <w:pPr>
-        <w:spacing w:after="100" w:before="0" w:line="269" w:lineRule="auto"/>
+        <w:spacing w:after="100" w:before="0" w:line="259" w:lineRule="auto"/>
         <w:jc w:val="left"/>
       </w:pPr>
       <w:r>
@@ -7152,7 +7168,7 @@
     </w:p>
     <w:p>
       <w:pPr>
-        <w:spacing w:after="100" w:before="0" w:line="269" w:lineRule="auto"/>
+        <w:spacing w:after="100" w:before="0" w:line="259" w:lineRule="auto"/>
         <w:jc w:val="left"/>
       </w:pPr>
       <w:r>
@@ -7168,7 +7184,7 @@
     </w:p>
     <w:p>
       <w:pPr>
-        <w:spacing w:after="60" w:before="0" w:line="269" w:lineRule="auto"/>
+        <w:spacing w:after="60" w:before="0" w:line="259" w:lineRule="auto"/>
         <w:jc w:val="left"/>
       </w:pPr>
       <w:r>
@@ -7184,7 +7200,7 @@
     </w:p>
     <w:p>
       <w:pPr>
-        <w:spacing w:after="60" w:before="0" w:line="269" w:lineRule="auto"/>
+        <w:spacing w:after="60" w:before="0" w:line="259" w:lineRule="auto"/>
         <w:jc w:val="left"/>
       </w:pPr>
       <w:r>
@@ -7200,7 +7216,7 @@
     </w:p>
     <w:p>
       <w:pPr>
-        <w:spacing w:after="60" w:before="0" w:line="269" w:lineRule="auto"/>
+        <w:spacing w:after="60" w:before="0" w:line="259" w:lineRule="auto"/>
         <w:jc w:val="left"/>
       </w:pPr>
       <w:r>
@@ -7216,7 +7232,7 @@
     </w:p>
     <w:p>
       <w:pPr>
-        <w:spacing w:after="60" w:before="0" w:line="269" w:lineRule="auto"/>
+        <w:spacing w:after="60" w:before="0" w:line="259" w:lineRule="auto"/>
         <w:jc w:val="left"/>
       </w:pPr>
       <w:r>
@@ -7232,7 +7248,7 @@
     </w:p>
     <w:p>
       <w:pPr>
-        <w:spacing w:after="60" w:before="0" w:line="269" w:lineRule="auto"/>
+        <w:spacing w:after="60" w:before="0" w:line="259" w:lineRule="auto"/>
         <w:jc w:val="left"/>
       </w:pPr>
       <w:r>
@@ -7248,7 +7264,7 @@
     </w:p>
     <w:p>
       <w:pPr>
-        <w:spacing w:after="60" w:before="0" w:line="269" w:lineRule="auto"/>
+        <w:spacing w:after="60" w:before="0" w:line="259" w:lineRule="auto"/>
         <w:jc w:val="left"/>
       </w:pPr>
       <w:r>
@@ -7264,7 +7280,7 @@
     </w:p>
     <w:p>
       <w:pPr>
-        <w:spacing w:after="60" w:before="0" w:line="269" w:lineRule="auto"/>
+        <w:spacing w:after="60" w:before="0" w:line="259" w:lineRule="auto"/>
         <w:jc w:val="left"/>
       </w:pPr>
       <w:r>
@@ -7280,7 +7296,7 @@
     </w:p>
     <w:p>
       <w:pPr>
-        <w:spacing w:after="60" w:before="0" w:line="269" w:lineRule="auto"/>
+        <w:spacing w:after="60" w:before="0" w:line="259" w:lineRule="auto"/>
         <w:jc w:val="left"/>
       </w:pPr>
       <w:r>
@@ -7296,7 +7312,7 @@
     </w:p>
     <w:p>
       <w:pPr>
-        <w:spacing w:after="60" w:before="0" w:line="269" w:lineRule="auto"/>
+        <w:spacing w:after="60" w:before="0" w:line="259" w:lineRule="auto"/>
         <w:jc w:val="left"/>
       </w:pPr>
       <w:r>
@@ -7312,7 +7328,7 @@
     </w:p>
     <w:p>
       <w:pPr>
-        <w:spacing w:after="60" w:before="0" w:line="269" w:lineRule="auto"/>
+        <w:spacing w:after="60" w:before="0" w:line="259" w:lineRule="auto"/>
         <w:jc w:val="left"/>
       </w:pPr>
       <w:r>
@@ -7328,7 +7344,7 @@
     </w:p>
     <w:p>
       <w:pPr>
-        <w:spacing w:after="60" w:before="0" w:line="269" w:lineRule="auto"/>
+        <w:spacing w:after="60" w:before="0" w:line="259" w:lineRule="auto"/>
         <w:jc w:val="left"/>
       </w:pPr>
       <w:r>
@@ -7344,8 +7360,8 @@
     </w:p>
     <w:p>
       <w:pPr>
-        <w:pageBreakBefore/>
-        <w:spacing w:after="160"/>
+        <w:pageBreakBefore w:val="0"/>
+        <w:spacing w:after="60" w:before="160"/>
         <w:jc w:val="left"/>
       </w:pPr>
       <w:r>
@@ -7361,7 +7377,7 @@
     </w:p>
     <w:p>
       <w:pPr>
-        <w:spacing w:after="100" w:before="0" w:line="269" w:lineRule="auto"/>
+        <w:spacing w:after="100" w:before="0" w:line="259" w:lineRule="auto"/>
         <w:jc w:val="left"/>
       </w:pPr>
       <w:r>
@@ -7521,8 +7537,8 @@
     </w:p>
     <w:p>
       <w:pPr>
-        <w:pageBreakBefore/>
-        <w:spacing w:after="160"/>
+        <w:pageBreakBefore w:val="0"/>
+        <w:spacing w:after="60" w:before="160"/>
         <w:jc w:val="left"/>
       </w:pPr>
       <w:r>
@@ -7538,7 +7554,7 @@
     </w:p>
     <w:p>
       <w:pPr>
-        <w:spacing w:after="100" w:before="0" w:line="269" w:lineRule="auto"/>
+        <w:spacing w:after="100" w:before="0" w:line="259" w:lineRule="auto"/>
         <w:jc w:val="left"/>
       </w:pPr>
       <w:r>
@@ -8109,11 +8125,15 @@
         </w:tc>
       </w:tr>
     </w:tbl>
-    <w:p/>
-    <w:p>
-      <w:pPr>
-        <w:pageBreakBefore/>
-        <w:spacing w:after="160"/>
+    <w:p>
+      <w:pPr>
+        <w:spacing w:before="0" w:after="0"/>
+      </w:pPr>
+    </w:p>
+    <w:p>
+      <w:pPr>
+        <w:pageBreakBefore w:val="0"/>
+        <w:spacing w:after="60" w:before="160"/>
         <w:jc w:val="left"/>
       </w:pPr>
       <w:r>
@@ -8210,7 +8230,7 @@
     <w:p>
       <w:pPr>
         <w:pageBreakBefore/>
-        <w:spacing w:after="200"/>
+        <w:spacing w:after="160" w:before="120"/>
         <w:jc w:val="center"/>
       </w:pPr>
       <w:r>
@@ -8226,8 +8246,8 @@
     </w:p>
     <w:p>
       <w:pPr>
-        <w:pageBreakBefore/>
-        <w:spacing w:after="160"/>
+        <w:pageBreakBefore w:val="0"/>
+        <w:spacing w:after="60" w:before="160"/>
         <w:jc w:val="left"/>
       </w:pPr>
       <w:r>
@@ -8243,7 +8263,7 @@
     </w:p>
     <w:p>
       <w:pPr>
-        <w:spacing w:after="100" w:before="0" w:line="269" w:lineRule="auto"/>
+        <w:spacing w:after="100" w:before="0" w:line="259" w:lineRule="auto"/>
         <w:jc w:val="left"/>
       </w:pPr>
       <w:r>
@@ -8323,8 +8343,8 @@
     </w:p>
     <w:p>
       <w:pPr>
-        <w:pageBreakBefore/>
-        <w:spacing w:after="160"/>
+        <w:pageBreakBefore w:val="0"/>
+        <w:spacing w:after="60" w:before="160"/>
         <w:jc w:val="left"/>
       </w:pPr>
       <w:r>
@@ -8340,7 +8360,7 @@
     </w:p>
     <w:p>
       <w:pPr>
-        <w:spacing w:after="100" w:before="0" w:line="269" w:lineRule="auto"/>
+        <w:spacing w:after="100" w:before="0" w:line="259" w:lineRule="auto"/>
         <w:jc w:val="left"/>
       </w:pPr>
       <w:r>
@@ -8371,7 +8391,7 @@
     </w:p>
     <w:p>
       <w:pPr>
-        <w:spacing w:after="100" w:before="0" w:line="269" w:lineRule="auto"/>
+        <w:spacing w:after="100" w:before="0" w:line="259" w:lineRule="auto"/>
         <w:jc w:val="left"/>
       </w:pPr>
       <w:r>
@@ -8387,7 +8407,7 @@
     </w:p>
     <w:p>
       <w:pPr>
-        <w:spacing w:after="60" w:before="0" w:line="269" w:lineRule="auto"/>
+        <w:spacing w:after="60" w:before="0" w:line="259" w:lineRule="auto"/>
         <w:jc w:val="left"/>
       </w:pPr>
       <w:r>
@@ -8403,7 +8423,7 @@
     </w:p>
     <w:p>
       <w:pPr>
-        <w:spacing w:after="60" w:before="0" w:line="269" w:lineRule="auto"/>
+        <w:spacing w:after="60" w:before="0" w:line="259" w:lineRule="auto"/>
         <w:jc w:val="left"/>
       </w:pPr>
       <w:r>
@@ -8419,7 +8439,7 @@
     </w:p>
     <w:p>
       <w:pPr>
-        <w:spacing w:after="60" w:before="0" w:line="269" w:lineRule="auto"/>
+        <w:spacing w:after="60" w:before="0" w:line="259" w:lineRule="auto"/>
         <w:jc w:val="left"/>
       </w:pPr>
       <w:r>
@@ -8435,7 +8455,7 @@
     </w:p>
     <w:p>
       <w:pPr>
-        <w:spacing w:after="60" w:before="0" w:line="269" w:lineRule="auto"/>
+        <w:spacing w:after="60" w:before="0" w:line="259" w:lineRule="auto"/>
         <w:jc w:val="left"/>
       </w:pPr>
       <w:r>
@@ -8451,7 +8471,7 @@
     </w:p>
     <w:p>
       <w:pPr>
-        <w:spacing w:after="60" w:before="0" w:line="269" w:lineRule="auto"/>
+        <w:spacing w:after="60" w:before="0" w:line="259" w:lineRule="auto"/>
         <w:jc w:val="left"/>
       </w:pPr>
       <w:r>
@@ -8467,7 +8487,7 @@
     </w:p>
     <w:p>
       <w:pPr>
-        <w:spacing w:after="60" w:before="0" w:line="269" w:lineRule="auto"/>
+        <w:spacing w:after="60" w:before="0" w:line="259" w:lineRule="auto"/>
         <w:jc w:val="left"/>
       </w:pPr>
       <w:r>
@@ -8483,8 +8503,8 @@
     </w:p>
     <w:p>
       <w:pPr>
-        <w:pageBreakBefore/>
-        <w:spacing w:after="160"/>
+        <w:pageBreakBefore w:val="0"/>
+        <w:spacing w:after="60" w:before="160"/>
         <w:jc w:val="left"/>
       </w:pPr>
       <w:r>
@@ -8500,7 +8520,7 @@
     </w:p>
     <w:p>
       <w:pPr>
-        <w:spacing w:after="100" w:before="0" w:line="269" w:lineRule="auto"/>
+        <w:spacing w:after="100" w:before="0" w:line="259" w:lineRule="auto"/>
         <w:jc w:val="left"/>
       </w:pPr>
       <w:r>
@@ -8531,7 +8551,7 @@
     </w:p>
     <w:p>
       <w:pPr>
-        <w:spacing w:after="100" w:before="0" w:line="269" w:lineRule="auto"/>
+        <w:spacing w:after="100" w:before="0" w:line="259" w:lineRule="auto"/>
         <w:jc w:val="left"/>
       </w:pPr>
       <w:r>
@@ -8547,7 +8567,7 @@
     </w:p>
     <w:p>
       <w:pPr>
-        <w:spacing w:after="60" w:before="0" w:line="269" w:lineRule="auto"/>
+        <w:spacing w:after="60" w:before="0" w:line="259" w:lineRule="auto"/>
         <w:jc w:val="left"/>
       </w:pPr>
       <w:r>
@@ -8563,7 +8583,7 @@
     </w:p>
     <w:p>
       <w:pPr>
-        <w:spacing w:after="60" w:before="0" w:line="269" w:lineRule="auto"/>
+        <w:spacing w:after="60" w:before="0" w:line="259" w:lineRule="auto"/>
         <w:jc w:val="left"/>
       </w:pPr>
       <w:r>
@@ -8579,7 +8599,7 @@
     </w:p>
     <w:p>
       <w:pPr>
-        <w:spacing w:after="60" w:before="0" w:line="269" w:lineRule="auto"/>
+        <w:spacing w:after="60" w:before="0" w:line="259" w:lineRule="auto"/>
         <w:jc w:val="left"/>
       </w:pPr>
       <w:r>
@@ -8595,7 +8615,7 @@
     </w:p>
     <w:p>
       <w:pPr>
-        <w:spacing w:after="60" w:before="0" w:line="269" w:lineRule="auto"/>
+        <w:spacing w:after="60" w:before="0" w:line="259" w:lineRule="auto"/>
         <w:jc w:val="left"/>
       </w:pPr>
       <w:r>
@@ -8611,7 +8631,7 @@
     </w:p>
     <w:p>
       <w:pPr>
-        <w:spacing w:after="60" w:before="0" w:line="269" w:lineRule="auto"/>
+        <w:spacing w:after="60" w:before="0" w:line="259" w:lineRule="auto"/>
         <w:jc w:val="left"/>
       </w:pPr>
       <w:r>
@@ -8627,7 +8647,7 @@
     </w:p>
     <w:p>
       <w:pPr>
-        <w:spacing w:after="60" w:before="0" w:line="269" w:lineRule="auto"/>
+        <w:spacing w:after="60" w:before="0" w:line="259" w:lineRule="auto"/>
         <w:jc w:val="left"/>
       </w:pPr>
       <w:r>
@@ -8643,7 +8663,7 @@
     </w:p>
     <w:p>
       <w:pPr>
-        <w:spacing w:after="60" w:before="0" w:line="269" w:lineRule="auto"/>
+        <w:spacing w:after="60" w:before="0" w:line="259" w:lineRule="auto"/>
         <w:jc w:val="left"/>
       </w:pPr>
       <w:r>
@@ -8659,7 +8679,7 @@
     </w:p>
     <w:p>
       <w:pPr>
-        <w:spacing w:after="60" w:before="0" w:line="269" w:lineRule="auto"/>
+        <w:spacing w:after="60" w:before="0" w:line="259" w:lineRule="auto"/>
         <w:jc w:val="left"/>
       </w:pPr>
       <w:r>
@@ -8675,7 +8695,7 @@
     </w:p>
     <w:p>
       <w:pPr>
-        <w:spacing w:after="60" w:before="0" w:line="269" w:lineRule="auto"/>
+        <w:spacing w:after="60" w:before="0" w:line="259" w:lineRule="auto"/>
         <w:jc w:val="left"/>
       </w:pPr>
       <w:r>
@@ -8691,8 +8711,8 @@
     </w:p>
     <w:p>
       <w:pPr>
-        <w:pageBreakBefore/>
-        <w:spacing w:after="160"/>
+        <w:pageBreakBefore w:val="0"/>
+        <w:spacing w:after="60" w:before="160"/>
         <w:jc w:val="left"/>
       </w:pPr>
       <w:r>
@@ -8773,7 +8793,7 @@
     <w:p>
       <w:pPr>
         <w:pageBreakBefore/>
-        <w:spacing w:after="200"/>
+        <w:spacing w:after="160" w:before="120"/>
         <w:jc w:val="center"/>
       </w:pPr>
       <w:r>
@@ -8789,8 +8809,8 @@
     </w:p>
     <w:p>
       <w:pPr>
-        <w:pageBreakBefore/>
-        <w:spacing w:after="160"/>
+        <w:pageBreakBefore w:val="0"/>
+        <w:spacing w:after="60" w:before="160"/>
         <w:jc w:val="left"/>
       </w:pPr>
       <w:r>
@@ -8806,7 +8826,7 @@
     </w:p>
     <w:p>
       <w:pPr>
-        <w:spacing w:before="200" w:after="80"/>
+        <w:spacing w:before="160" w:after="60"/>
       </w:pPr>
       <w:r>
         <w:rPr>
@@ -8885,7 +8905,7 @@
     </w:p>
     <w:p>
       <w:pPr>
-        <w:spacing w:before="200" w:after="80"/>
+        <w:spacing w:before="160" w:after="60"/>
       </w:pPr>
       <w:r>
         <w:rPr>
@@ -8948,8 +8968,8 @@
     </w:p>
     <w:p>
       <w:pPr>
-        <w:pageBreakBefore/>
-        <w:spacing w:after="160"/>
+        <w:pageBreakBefore w:val="0"/>
+        <w:spacing w:after="60" w:before="160"/>
         <w:jc w:val="left"/>
       </w:pPr>
       <w:r>
@@ -8965,7 +8985,7 @@
     </w:p>
     <w:p>
       <w:pPr>
-        <w:spacing w:before="200" w:after="80"/>
+        <w:spacing w:before="160" w:after="60"/>
       </w:pPr>
       <w:r>
         <w:rPr>
@@ -9044,7 +9064,7 @@
     </w:p>
     <w:p>
       <w:pPr>
-        <w:spacing w:before="200" w:after="80"/>
+        <w:spacing w:before="160" w:after="60"/>
       </w:pPr>
       <w:r>
         <w:rPr>
@@ -9107,8 +9127,8 @@
     </w:p>
     <w:p>
       <w:pPr>
-        <w:pageBreakBefore/>
-        <w:spacing w:after="160"/>
+        <w:pageBreakBefore w:val="0"/>
+        <w:spacing w:after="60" w:before="160"/>
         <w:jc w:val="left"/>
       </w:pPr>
       <w:r>
@@ -9124,7 +9144,7 @@
     </w:p>
     <w:p>
       <w:pPr>
-        <w:spacing w:before="200" w:after="80"/>
+        <w:spacing w:before="160" w:after="60"/>
       </w:pPr>
       <w:r>
         <w:rPr>
@@ -9187,7 +9207,7 @@
     </w:p>
     <w:p>
       <w:pPr>
-        <w:spacing w:before="200" w:after="80"/>
+        <w:spacing w:before="160" w:after="60"/>
       </w:pPr>
       <w:r>
         <w:rPr>
@@ -9250,8 +9270,8 @@
     </w:p>
     <w:p>
       <w:pPr>
-        <w:pageBreakBefore/>
-        <w:spacing w:after="160"/>
+        <w:pageBreakBefore w:val="0"/>
+        <w:spacing w:after="60" w:before="160"/>
         <w:jc w:val="left"/>
       </w:pPr>
       <w:r>
@@ -9267,7 +9287,7 @@
     </w:p>
     <w:p>
       <w:pPr>
-        <w:spacing w:before="200" w:after="80"/>
+        <w:spacing w:before="160" w:after="60"/>
       </w:pPr>
       <w:r>
         <w:rPr>
@@ -9346,7 +9366,7 @@
     </w:p>
     <w:p>
       <w:pPr>
-        <w:spacing w:before="200" w:after="80"/>
+        <w:spacing w:before="160" w:after="60"/>
       </w:pPr>
       <w:r>
         <w:rPr>
@@ -9409,8 +9429,8 @@
     </w:p>
     <w:p>
       <w:pPr>
-        <w:pageBreakBefore/>
-        <w:spacing w:after="160"/>
+        <w:pageBreakBefore w:val="0"/>
+        <w:spacing w:after="60" w:before="160"/>
         <w:jc w:val="left"/>
       </w:pPr>
       <w:r>
@@ -9426,7 +9446,7 @@
     </w:p>
     <w:p>
       <w:pPr>
-        <w:spacing w:before="200" w:after="80"/>
+        <w:spacing w:before="160" w:after="60"/>
       </w:pPr>
       <w:r>
         <w:rPr>
@@ -9505,7 +9525,7 @@
     </w:p>
     <w:p>
       <w:pPr>
-        <w:spacing w:before="200" w:after="80"/>
+        <w:spacing w:before="160" w:after="60"/>
       </w:pPr>
       <w:r>
         <w:rPr>
@@ -9568,8 +9588,8 @@
     </w:p>
     <w:p>
       <w:pPr>
-        <w:pageBreakBefore/>
-        <w:spacing w:after="160"/>
+        <w:pageBreakBefore w:val="0"/>
+        <w:spacing w:after="60" w:before="160"/>
         <w:jc w:val="left"/>
       </w:pPr>
       <w:r>
@@ -9585,7 +9605,7 @@
     </w:p>
     <w:p>
       <w:pPr>
-        <w:spacing w:before="200" w:after="80"/>
+        <w:spacing w:before="160" w:after="60"/>
       </w:pPr>
       <w:r>
         <w:rPr>
@@ -9664,7 +9684,7 @@
     </w:p>
     <w:p>
       <w:pPr>
-        <w:spacing w:before="200" w:after="80"/>
+        <w:spacing w:before="160" w:after="60"/>
       </w:pPr>
       <w:r>
         <w:rPr>
@@ -9727,8 +9747,8 @@
     </w:p>
     <w:p>
       <w:pPr>
-        <w:pageBreakBefore/>
-        <w:spacing w:after="160"/>
+        <w:pageBreakBefore w:val="0"/>
+        <w:spacing w:after="60" w:before="160"/>
         <w:jc w:val="left"/>
       </w:pPr>
       <w:r>
@@ -9744,7 +9764,7 @@
     </w:p>
     <w:p>
       <w:pPr>
-        <w:spacing w:before="200" w:after="80"/>
+        <w:spacing w:before="160" w:after="60"/>
       </w:pPr>
       <w:r>
         <w:rPr>
@@ -9823,7 +9843,7 @@
     </w:p>
     <w:p>
       <w:pPr>
-        <w:spacing w:before="200" w:after="80"/>
+        <w:spacing w:before="160" w:after="60"/>
       </w:pPr>
       <w:r>
         <w:rPr>
@@ -9886,8 +9906,8 @@
     </w:p>
     <w:p>
       <w:pPr>
-        <w:pageBreakBefore/>
-        <w:spacing w:after="160"/>
+        <w:pageBreakBefore w:val="0"/>
+        <w:spacing w:after="60" w:before="160"/>
         <w:jc w:val="left"/>
       </w:pPr>
       <w:r>
@@ -9903,7 +9923,7 @@
     </w:p>
     <w:p>
       <w:pPr>
-        <w:spacing w:before="200" w:after="80"/>
+        <w:spacing w:before="160" w:after="60"/>
       </w:pPr>
       <w:r>
         <w:rPr>
@@ -9982,7 +10002,7 @@
     </w:p>
     <w:p>
       <w:pPr>
-        <w:spacing w:before="200" w:after="80"/>
+        <w:spacing w:before="160" w:after="60"/>
       </w:pPr>
       <w:r>
         <w:rPr>
@@ -10045,8 +10065,8 @@
     </w:p>
     <w:p>
       <w:pPr>
-        <w:pageBreakBefore/>
-        <w:spacing w:after="160"/>
+        <w:pageBreakBefore w:val="0"/>
+        <w:spacing w:after="60" w:before="160"/>
         <w:jc w:val="left"/>
       </w:pPr>
       <w:r>
@@ -10062,7 +10082,7 @@
     </w:p>
     <w:p>
       <w:pPr>
-        <w:spacing w:before="200" w:after="80"/>
+        <w:spacing w:before="160" w:after="60"/>
       </w:pPr>
       <w:r>
         <w:rPr>
@@ -10141,7 +10161,7 @@
     </w:p>
     <w:p>
       <w:pPr>
-        <w:spacing w:before="200" w:after="80"/>
+        <w:spacing w:before="160" w:after="60"/>
       </w:pPr>
       <w:r>
         <w:rPr>
@@ -10204,8 +10224,8 @@
     </w:p>
     <w:p>
       <w:pPr>
-        <w:pageBreakBefore/>
-        <w:spacing w:after="160"/>
+        <w:pageBreakBefore w:val="0"/>
+        <w:spacing w:after="60" w:before="160"/>
         <w:jc w:val="left"/>
       </w:pPr>
       <w:r>
@@ -10221,7 +10241,7 @@
     </w:p>
     <w:p>
       <w:pPr>
-        <w:spacing w:before="200" w:after="80"/>
+        <w:spacing w:before="160" w:after="60"/>
       </w:pPr>
       <w:r>
         <w:rPr>
@@ -10300,7 +10320,7 @@
     </w:p>
     <w:p>
       <w:pPr>
-        <w:spacing w:before="200" w:after="80"/>
+        <w:spacing w:before="160" w:after="60"/>
       </w:pPr>
       <w:r>
         <w:rPr>
@@ -10363,8 +10383,8 @@
     </w:p>
     <w:p>
       <w:pPr>
-        <w:pageBreakBefore/>
-        <w:spacing w:after="160"/>
+        <w:pageBreakBefore w:val="0"/>
+        <w:spacing w:after="60" w:before="160"/>
         <w:jc w:val="left"/>
       </w:pPr>
       <w:r>
@@ -10380,7 +10400,7 @@
     </w:p>
     <w:p>
       <w:pPr>
-        <w:spacing w:before="200" w:after="80"/>
+        <w:spacing w:before="160" w:after="60"/>
       </w:pPr>
       <w:r>
         <w:rPr>
@@ -10459,7 +10479,7 @@
     </w:p>
     <w:p>
       <w:pPr>
-        <w:spacing w:before="200" w:after="80"/>
+        <w:spacing w:before="160" w:after="60"/>
       </w:pPr>
       <w:r>
         <w:rPr>
@@ -10522,8 +10542,8 @@
     </w:p>
     <w:p>
       <w:pPr>
-        <w:pageBreakBefore/>
-        <w:spacing w:after="160"/>
+        <w:pageBreakBefore w:val="0"/>
+        <w:spacing w:after="60" w:before="160"/>
         <w:jc w:val="left"/>
       </w:pPr>
       <w:r>
@@ -10539,7 +10559,7 @@
     </w:p>
     <w:p>
       <w:pPr>
-        <w:spacing w:before="200" w:after="80"/>
+        <w:spacing w:before="160" w:after="60"/>
       </w:pPr>
       <w:r>
         <w:rPr>
@@ -10618,7 +10638,7 @@
     </w:p>
     <w:p>
       <w:pPr>
-        <w:spacing w:before="200" w:after="80"/>
+        <w:spacing w:before="160" w:after="60"/>
       </w:pPr>
       <w:r>
         <w:rPr>
@@ -10682,7 +10702,7 @@
     <w:p>
       <w:pPr>
         <w:pageBreakBefore/>
-        <w:spacing w:after="200"/>
+        <w:spacing w:after="160" w:before="120"/>
         <w:jc w:val="center"/>
       </w:pPr>
       <w:r>
@@ -10698,8 +10718,8 @@
     </w:p>
     <w:p>
       <w:pPr>
-        <w:pageBreakBefore/>
-        <w:spacing w:after="160"/>
+        <w:pageBreakBefore w:val="0"/>
+        <w:spacing w:after="60" w:before="160"/>
         <w:jc w:val="left"/>
       </w:pPr>
       <w:r>
@@ -10715,7 +10735,7 @@
     </w:p>
     <w:p>
       <w:pPr>
-        <w:spacing w:after="100" w:before="0" w:line="269" w:lineRule="auto"/>
+        <w:spacing w:after="100" w:before="0" w:line="259" w:lineRule="auto"/>
         <w:jc w:val="left"/>
       </w:pPr>
       <w:r>
@@ -10843,8 +10863,8 @@
     </w:p>
     <w:p>
       <w:pPr>
-        <w:pageBreakBefore/>
-        <w:spacing w:after="160"/>
+        <w:pageBreakBefore w:val="0"/>
+        <w:spacing w:after="60" w:before="160"/>
         <w:jc w:val="left"/>
       </w:pPr>
       <w:r>
@@ -10860,7 +10880,7 @@
     </w:p>
     <w:p>
       <w:pPr>
-        <w:spacing w:after="100" w:before="0" w:line="269" w:lineRule="auto"/>
+        <w:spacing w:after="100" w:before="0" w:line="259" w:lineRule="auto"/>
         <w:jc w:val="both"/>
       </w:pPr>
       <w:r>
@@ -10924,8 +10944,8 @@
     </w:p>
     <w:p>
       <w:pPr>
-        <w:pageBreakBefore/>
-        <w:spacing w:after="160"/>
+        <w:pageBreakBefore w:val="0"/>
+        <w:spacing w:after="60" w:before="160"/>
         <w:jc w:val="left"/>
       </w:pPr>
       <w:r>
@@ -11005,8 +11025,8 @@
     </w:p>
     <w:p>
       <w:pPr>
-        <w:pageBreakBefore/>
-        <w:spacing w:after="160"/>
+        <w:pageBreakBefore w:val="0"/>
+        <w:spacing w:after="60" w:before="160"/>
         <w:jc w:val="left"/>
       </w:pPr>
       <w:r>
@@ -11022,7 +11042,7 @@
     </w:p>
     <w:p>
       <w:pPr>
-        <w:spacing w:after="100" w:before="0" w:line="269" w:lineRule="auto"/>
+        <w:spacing w:after="100" w:before="0" w:line="259" w:lineRule="auto"/>
         <w:jc w:val="left"/>
       </w:pPr>
       <w:r>
@@ -11039,7 +11059,7 @@
     <w:p>
       <w:pPr>
         <w:pageBreakBefore/>
-        <w:spacing w:after="200"/>
+        <w:spacing w:after="160" w:before="120"/>
         <w:jc w:val="center"/>
       </w:pPr>
       <w:r>
@@ -11055,8 +11075,8 @@
     </w:p>
     <w:p>
       <w:pPr>
-        <w:pageBreakBefore/>
-        <w:spacing w:after="160"/>
+        <w:pageBreakBefore w:val="0"/>
+        <w:spacing w:after="60" w:before="160"/>
         <w:jc w:val="left"/>
       </w:pPr>
       <w:r>
@@ -11615,11 +11635,15 @@
         </w:tc>
       </w:tr>
     </w:tbl>
-    <w:p/>
-    <w:p>
-      <w:pPr>
-        <w:pageBreakBefore/>
-        <w:spacing w:after="160"/>
+    <w:p>
+      <w:pPr>
+        <w:spacing w:before="0" w:after="0"/>
+      </w:pPr>
+    </w:p>
+    <w:p>
+      <w:pPr>
+        <w:pageBreakBefore w:val="0"/>
+        <w:spacing w:after="60" w:before="160"/>
         <w:jc w:val="left"/>
       </w:pPr>
       <w:r>
@@ -11650,7 +11674,7 @@
     </w:p>
     <w:p>
       <w:pPr>
-        <w:spacing w:after="100" w:before="0" w:line="269" w:lineRule="auto"/>
+        <w:spacing w:after="100" w:before="0" w:line="259" w:lineRule="auto"/>
         <w:jc w:val="left"/>
       </w:pPr>
       <w:r>
@@ -11666,7 +11690,7 @@
     </w:p>
     <w:p>
       <w:pPr>
-        <w:spacing w:after="60" w:before="0" w:line="269" w:lineRule="auto"/>
+        <w:spacing w:after="60" w:before="0" w:line="259" w:lineRule="auto"/>
         <w:jc w:val="left"/>
       </w:pPr>
       <w:r>
@@ -11682,7 +11706,7 @@
     </w:p>
     <w:p>
       <w:pPr>
-        <w:spacing w:after="60" w:before="0" w:line="269" w:lineRule="auto"/>
+        <w:spacing w:after="60" w:before="0" w:line="259" w:lineRule="auto"/>
         <w:jc w:val="left"/>
       </w:pPr>
       <w:r>
@@ -11698,7 +11722,7 @@
     </w:p>
     <w:p>
       <w:pPr>
-        <w:spacing w:after="60" w:before="0" w:line="269" w:lineRule="auto"/>
+        <w:spacing w:after="60" w:before="0" w:line="259" w:lineRule="auto"/>
         <w:jc w:val="left"/>
       </w:pPr>
       <w:r>
@@ -11714,7 +11738,7 @@
     </w:p>
     <w:p>
       <w:pPr>
-        <w:spacing w:after="60" w:before="0" w:line="269" w:lineRule="auto"/>
+        <w:spacing w:after="60" w:before="0" w:line="259" w:lineRule="auto"/>
         <w:jc w:val="left"/>
       </w:pPr>
       <w:r>
@@ -11730,7 +11754,7 @@
     </w:p>
     <w:p>
       <w:pPr>
-        <w:spacing w:after="60" w:before="0" w:line="269" w:lineRule="auto"/>
+        <w:spacing w:after="60" w:before="0" w:line="259" w:lineRule="auto"/>
         <w:jc w:val="left"/>
       </w:pPr>
       <w:r>
@@ -11746,7 +11770,7 @@
     </w:p>
     <w:p>
       <w:pPr>
-        <w:spacing w:after="60" w:before="0" w:line="269" w:lineRule="auto"/>
+        <w:spacing w:after="60" w:before="0" w:line="259" w:lineRule="auto"/>
         <w:jc w:val="left"/>
       </w:pPr>
       <w:r>
@@ -11762,7 +11786,7 @@
     </w:p>
     <w:p>
       <w:pPr>
-        <w:spacing w:after="60" w:before="0" w:line="269" w:lineRule="auto"/>
+        <w:spacing w:after="60" w:before="0" w:line="259" w:lineRule="auto"/>
         <w:jc w:val="left"/>
       </w:pPr>
       <w:r>
@@ -11778,7 +11802,7 @@
     </w:p>
     <w:p>
       <w:pPr>
-        <w:spacing w:after="60" w:before="0" w:line="269" w:lineRule="auto"/>
+        <w:spacing w:after="60" w:before="0" w:line="259" w:lineRule="auto"/>
         <w:jc w:val="left"/>
       </w:pPr>
       <w:r>
@@ -11794,7 +11818,7 @@
     </w:p>
     <w:p>
       <w:pPr>
-        <w:spacing w:after="60" w:before="0" w:line="269" w:lineRule="auto"/>
+        <w:spacing w:after="60" w:before="0" w:line="259" w:lineRule="auto"/>
         <w:jc w:val="left"/>
       </w:pPr>
       <w:r>
@@ -11810,7 +11834,7 @@
     </w:p>
     <w:p>
       <w:pPr>
-        <w:spacing w:after="60" w:before="0" w:line="269" w:lineRule="auto"/>
+        <w:spacing w:after="60" w:before="0" w:line="259" w:lineRule="auto"/>
         <w:jc w:val="left"/>
       </w:pPr>
       <w:r>
@@ -11841,7 +11865,7 @@
     </w:p>
     <w:p>
       <w:pPr>
-        <w:spacing w:after="100" w:before="0" w:line="269" w:lineRule="auto"/>
+        <w:spacing w:after="100" w:before="0" w:line="259" w:lineRule="auto"/>
         <w:jc w:val="left"/>
       </w:pPr>
       <w:r>
@@ -11857,7 +11881,7 @@
     </w:p>
     <w:p>
       <w:pPr>
-        <w:spacing w:after="60" w:before="0" w:line="269" w:lineRule="auto"/>
+        <w:spacing w:after="60" w:before="0" w:line="259" w:lineRule="auto"/>
         <w:jc w:val="left"/>
       </w:pPr>
       <w:r>
@@ -11873,7 +11897,7 @@
     </w:p>
     <w:p>
       <w:pPr>
-        <w:spacing w:after="60" w:before="0" w:line="269" w:lineRule="auto"/>
+        <w:spacing w:after="60" w:before="0" w:line="259" w:lineRule="auto"/>
         <w:jc w:val="left"/>
       </w:pPr>
       <w:r>
@@ -11889,7 +11913,7 @@
     </w:p>
     <w:p>
       <w:pPr>
-        <w:spacing w:after="60" w:before="0" w:line="269" w:lineRule="auto"/>
+        <w:spacing w:after="60" w:before="0" w:line="259" w:lineRule="auto"/>
         <w:jc w:val="left"/>
       </w:pPr>
       <w:r>
@@ -11905,7 +11929,7 @@
     </w:p>
     <w:p>
       <w:pPr>
-        <w:spacing w:after="60" w:before="0" w:line="269" w:lineRule="auto"/>
+        <w:spacing w:after="60" w:before="0" w:line="259" w:lineRule="auto"/>
         <w:jc w:val="left"/>
       </w:pPr>
       <w:r>
@@ -11921,7 +11945,7 @@
     </w:p>
     <w:p>
       <w:pPr>
-        <w:spacing w:after="60" w:before="0" w:line="269" w:lineRule="auto"/>
+        <w:spacing w:after="60" w:before="0" w:line="259" w:lineRule="auto"/>
         <w:jc w:val="left"/>
       </w:pPr>
       <w:r>
@@ -11937,7 +11961,7 @@
     </w:p>
     <w:p>
       <w:pPr>
-        <w:spacing w:after="60" w:before="0" w:line="269" w:lineRule="auto"/>
+        <w:spacing w:after="60" w:before="0" w:line="259" w:lineRule="auto"/>
         <w:jc w:val="left"/>
       </w:pPr>
       <w:r>
@@ -11953,7 +11977,7 @@
     </w:p>
     <w:p>
       <w:pPr>
-        <w:spacing w:after="60" w:before="0" w:line="269" w:lineRule="auto"/>
+        <w:spacing w:after="60" w:before="0" w:line="259" w:lineRule="auto"/>
         <w:jc w:val="left"/>
       </w:pPr>
       <w:r>
@@ -11984,7 +12008,7 @@
     </w:p>
     <w:p>
       <w:pPr>
-        <w:spacing w:after="100" w:before="0" w:line="269" w:lineRule="auto"/>
+        <w:spacing w:after="100" w:before="0" w:line="259" w:lineRule="auto"/>
         <w:jc w:val="left"/>
       </w:pPr>
       <w:r>
@@ -12000,7 +12024,7 @@
     </w:p>
     <w:p>
       <w:pPr>
-        <w:spacing w:after="60" w:before="0" w:line="269" w:lineRule="auto"/>
+        <w:spacing w:after="60" w:before="0" w:line="259" w:lineRule="auto"/>
         <w:jc w:val="left"/>
       </w:pPr>
       <w:r>
@@ -12016,7 +12040,7 @@
     </w:p>
     <w:p>
       <w:pPr>
-        <w:spacing w:after="60" w:before="0" w:line="269" w:lineRule="auto"/>
+        <w:spacing w:after="60" w:before="0" w:line="259" w:lineRule="auto"/>
         <w:jc w:val="left"/>
       </w:pPr>
       <w:r>
@@ -12032,7 +12056,7 @@
     </w:p>
     <w:p>
       <w:pPr>
-        <w:spacing w:after="60" w:before="0" w:line="269" w:lineRule="auto"/>
+        <w:spacing w:after="60" w:before="0" w:line="259" w:lineRule="auto"/>
         <w:jc w:val="left"/>
       </w:pPr>
       <w:r>
@@ -12048,7 +12072,7 @@
     </w:p>
     <w:p>
       <w:pPr>
-        <w:spacing w:after="60" w:before="0" w:line="269" w:lineRule="auto"/>
+        <w:spacing w:after="60" w:before="0" w:line="259" w:lineRule="auto"/>
         <w:jc w:val="left"/>
       </w:pPr>
       <w:r>
@@ -12064,7 +12088,7 @@
     </w:p>
     <w:p>
       <w:pPr>
-        <w:spacing w:after="60" w:before="0" w:line="269" w:lineRule="auto"/>
+        <w:spacing w:after="60" w:before="0" w:line="259" w:lineRule="auto"/>
         <w:jc w:val="left"/>
       </w:pPr>
       <w:r>
@@ -12080,7 +12104,7 @@
     </w:p>
     <w:p>
       <w:pPr>
-        <w:spacing w:after="60" w:before="0" w:line="269" w:lineRule="auto"/>
+        <w:spacing w:after="60" w:before="0" w:line="259" w:lineRule="auto"/>
         <w:jc w:val="left"/>
       </w:pPr>
       <w:r>
@@ -12096,7 +12120,7 @@
     </w:p>
     <w:p>
       <w:pPr>
-        <w:spacing w:after="60" w:before="0" w:line="269" w:lineRule="auto"/>
+        <w:spacing w:after="60" w:before="0" w:line="259" w:lineRule="auto"/>
         <w:jc w:val="left"/>
       </w:pPr>
       <w:r>
@@ -12112,7 +12136,7 @@
     </w:p>
     <w:p>
       <w:pPr>
-        <w:spacing w:after="60" w:before="0" w:line="269" w:lineRule="auto"/>
+        <w:spacing w:after="60" w:before="0" w:line="259" w:lineRule="auto"/>
         <w:jc w:val="left"/>
       </w:pPr>
       <w:r>
@@ -12143,7 +12167,7 @@
     </w:p>
     <w:p>
       <w:pPr>
-        <w:spacing w:after="100" w:before="0" w:line="269" w:lineRule="auto"/>
+        <w:spacing w:after="100" w:before="0" w:line="259" w:lineRule="auto"/>
         <w:jc w:val="left"/>
       </w:pPr>
       <w:r>
@@ -12159,7 +12183,7 @@
     </w:p>
     <w:p>
       <w:pPr>
-        <w:spacing w:after="60" w:before="0" w:line="269" w:lineRule="auto"/>
+        <w:spacing w:after="60" w:before="0" w:line="259" w:lineRule="auto"/>
         <w:jc w:val="left"/>
       </w:pPr>
       <w:r>
@@ -12175,7 +12199,7 @@
     </w:p>
     <w:p>
       <w:pPr>
-        <w:spacing w:after="60" w:before="0" w:line="269" w:lineRule="auto"/>
+        <w:spacing w:after="60" w:before="0" w:line="259" w:lineRule="auto"/>
         <w:jc w:val="left"/>
       </w:pPr>
       <w:r>
@@ -12191,7 +12215,7 @@
     </w:p>
     <w:p>
       <w:pPr>
-        <w:spacing w:after="60" w:before="0" w:line="269" w:lineRule="auto"/>
+        <w:spacing w:after="60" w:before="0" w:line="259" w:lineRule="auto"/>
         <w:jc w:val="left"/>
       </w:pPr>
       <w:r>
@@ -12207,7 +12231,7 @@
     </w:p>
     <w:p>
       <w:pPr>
-        <w:spacing w:after="60" w:before="0" w:line="269" w:lineRule="auto"/>
+        <w:spacing w:after="60" w:before="0" w:line="259" w:lineRule="auto"/>
         <w:jc w:val="left"/>
       </w:pPr>
       <w:r>
@@ -12223,7 +12247,7 @@
     </w:p>
     <w:p>
       <w:pPr>
-        <w:spacing w:after="60" w:before="0" w:line="269" w:lineRule="auto"/>
+        <w:spacing w:after="60" w:before="0" w:line="259" w:lineRule="auto"/>
         <w:jc w:val="left"/>
       </w:pPr>
       <w:r>
@@ -12239,7 +12263,7 @@
     </w:p>
     <w:p>
       <w:pPr>
-        <w:spacing w:after="60" w:before="0" w:line="269" w:lineRule="auto"/>
+        <w:spacing w:after="60" w:before="0" w:line="259" w:lineRule="auto"/>
         <w:jc w:val="left"/>
       </w:pPr>
       <w:r>
@@ -12255,7 +12279,7 @@
     </w:p>
     <w:p>
       <w:pPr>
-        <w:spacing w:after="60" w:before="0" w:line="269" w:lineRule="auto"/>
+        <w:spacing w:after="60" w:before="0" w:line="259" w:lineRule="auto"/>
         <w:jc w:val="left"/>
       </w:pPr>
       <w:r>
@@ -12271,7 +12295,7 @@
     </w:p>
     <w:p>
       <w:pPr>
-        <w:spacing w:after="60" w:before="0" w:line="269" w:lineRule="auto"/>
+        <w:spacing w:after="60" w:before="0" w:line="259" w:lineRule="auto"/>
         <w:jc w:val="left"/>
       </w:pPr>
       <w:r>
@@ -12302,7 +12326,7 @@
     </w:p>
     <w:p>
       <w:pPr>
-        <w:spacing w:after="100" w:before="0" w:line="269" w:lineRule="auto"/>
+        <w:spacing w:after="100" w:before="0" w:line="259" w:lineRule="auto"/>
         <w:jc w:val="left"/>
       </w:pPr>
       <w:r>
@@ -12318,7 +12342,7 @@
     </w:p>
     <w:p>
       <w:pPr>
-        <w:spacing w:after="60" w:before="0" w:line="269" w:lineRule="auto"/>
+        <w:spacing w:after="60" w:before="0" w:line="259" w:lineRule="auto"/>
         <w:jc w:val="left"/>
       </w:pPr>
       <w:r>
@@ -12334,7 +12358,7 @@
     </w:p>
     <w:p>
       <w:pPr>
-        <w:spacing w:after="60" w:before="0" w:line="269" w:lineRule="auto"/>
+        <w:spacing w:after="60" w:before="0" w:line="259" w:lineRule="auto"/>
         <w:jc w:val="left"/>
       </w:pPr>
       <w:r>
@@ -12350,7 +12374,7 @@
     </w:p>
     <w:p>
       <w:pPr>
-        <w:spacing w:after="60" w:before="0" w:line="269" w:lineRule="auto"/>
+        <w:spacing w:after="60" w:before="0" w:line="259" w:lineRule="auto"/>
         <w:jc w:val="left"/>
       </w:pPr>
       <w:r>
@@ -12366,7 +12390,7 @@
     </w:p>
     <w:p>
       <w:pPr>
-        <w:spacing w:after="60" w:before="0" w:line="269" w:lineRule="auto"/>
+        <w:spacing w:after="60" w:before="0" w:line="259" w:lineRule="auto"/>
         <w:jc w:val="left"/>
       </w:pPr>
       <w:r>
@@ -12382,7 +12406,7 @@
     </w:p>
     <w:p>
       <w:pPr>
-        <w:spacing w:after="60" w:before="0" w:line="269" w:lineRule="auto"/>
+        <w:spacing w:after="60" w:before="0" w:line="259" w:lineRule="auto"/>
         <w:jc w:val="left"/>
       </w:pPr>
       <w:r>
@@ -12398,7 +12422,7 @@
     </w:p>
     <w:p>
       <w:pPr>
-        <w:spacing w:after="60" w:before="0" w:line="269" w:lineRule="auto"/>
+        <w:spacing w:after="60" w:before="0" w:line="259" w:lineRule="auto"/>
         <w:jc w:val="left"/>
       </w:pPr>
       <w:r>
@@ -12414,7 +12438,7 @@
     </w:p>
     <w:p>
       <w:pPr>
-        <w:spacing w:after="60" w:before="0" w:line="269" w:lineRule="auto"/>
+        <w:spacing w:after="60" w:before="0" w:line="259" w:lineRule="auto"/>
         <w:jc w:val="left"/>
       </w:pPr>
       <w:r>
@@ -12431,7 +12455,7 @@
     <w:p>
       <w:pPr>
         <w:pageBreakBefore/>
-        <w:spacing w:after="200"/>
+        <w:spacing w:after="160" w:before="120"/>
         <w:jc w:val="center"/>
       </w:pPr>
       <w:r>
@@ -12447,8 +12471,8 @@
     </w:p>
     <w:p>
       <w:pPr>
-        <w:pageBreakBefore/>
-        <w:spacing w:after="160"/>
+        <w:pageBreakBefore w:val="0"/>
+        <w:spacing w:after="60" w:before="160"/>
         <w:jc w:val="left"/>
       </w:pPr>
       <w:r>
@@ -12464,7 +12488,7 @@
     </w:p>
     <w:p>
       <w:pPr>
-        <w:spacing w:before="200" w:after="80"/>
+        <w:spacing w:before="160" w:after="60"/>
       </w:pPr>
       <w:r>
         <w:rPr>
@@ -12543,7 +12567,7 @@
     </w:p>
     <w:p>
       <w:pPr>
-        <w:spacing w:before="200" w:after="80"/>
+        <w:spacing w:before="160" w:after="60"/>
       </w:pPr>
       <w:r>
         <w:rPr>
@@ -12622,7 +12646,7 @@
     </w:p>
     <w:p>
       <w:pPr>
-        <w:spacing w:before="200" w:after="80"/>
+        <w:spacing w:before="160" w:after="60"/>
       </w:pPr>
       <w:r>
         <w:rPr>
@@ -12701,8 +12725,8 @@
     </w:p>
     <w:p>
       <w:pPr>
-        <w:pageBreakBefore/>
-        <w:spacing w:after="160"/>
+        <w:pageBreakBefore w:val="0"/>
+        <w:spacing w:after="60" w:before="160"/>
         <w:jc w:val="left"/>
       </w:pPr>
       <w:r>
@@ -12782,8 +12806,8 @@
     </w:p>
     <w:p>
       <w:pPr>
-        <w:pageBreakBefore/>
-        <w:spacing w:after="160"/>
+        <w:pageBreakBefore w:val="0"/>
+        <w:spacing w:after="60" w:before="160"/>
         <w:jc w:val="left"/>
       </w:pPr>
       <w:r>
@@ -12895,8 +12919,8 @@
     </w:p>
     <w:p>
       <w:pPr>
-        <w:pageBreakBefore/>
-        <w:spacing w:after="160"/>
+        <w:pageBreakBefore w:val="0"/>
+        <w:spacing w:after="60" w:before="160"/>
         <w:jc w:val="left"/>
       </w:pPr>
       <w:r>
@@ -12912,7 +12936,7 @@
     </w:p>
     <w:p>
       <w:pPr>
-        <w:spacing w:after="100" w:before="0" w:line="269" w:lineRule="auto"/>
+        <w:spacing w:after="100" w:before="0" w:line="259" w:lineRule="auto"/>
         <w:jc w:val="left"/>
       </w:pPr>
       <w:r>
@@ -13040,8 +13064,8 @@
     </w:p>
     <w:p>
       <w:pPr>
-        <w:pageBreakBefore/>
-        <w:spacing w:after="160"/>
+        <w:pageBreakBefore w:val="0"/>
+        <w:spacing w:after="60" w:before="160"/>
         <w:jc w:val="left"/>
       </w:pPr>
       <w:r>
@@ -13057,7 +13081,7 @@
     </w:p>
     <w:p>
       <w:pPr>
-        <w:spacing w:after="160" w:before="120" w:line="269" w:lineRule="auto"/>
+        <w:spacing w:after="80" w:before="120" w:line="259" w:lineRule="auto"/>
         <w:jc w:val="center"/>
       </w:pPr>
       <w:r>
@@ -13073,7 +13097,7 @@
     </w:p>
     <w:p>
       <w:pPr>
-        <w:spacing w:after="100" w:before="0" w:line="269" w:lineRule="auto"/>
+        <w:spacing w:after="100" w:before="0" w:line="259" w:lineRule="auto"/>
         <w:jc w:val="left"/>
       </w:pPr>
       <w:r>
@@ -13137,7 +13161,7 @@
     </w:p>
     <w:p>
       <w:pPr>
-        <w:spacing w:after="40" w:before="320" w:line="269" w:lineRule="auto"/>
+        <w:spacing w:after="40" w:before="40" w:line="259" w:lineRule="auto"/>
         <w:jc w:val="center"/>
       </w:pPr>
       <w:r>
@@ -13153,7 +13177,7 @@
     </w:p>
     <w:p>
       <w:pPr>
-        <w:spacing w:after="40" w:before="0" w:line="269" w:lineRule="auto"/>
+        <w:spacing w:after="40" w:before="0" w:line="259" w:lineRule="auto"/>
         <w:jc w:val="center"/>
       </w:pPr>
       <w:r>
@@ -13169,7 +13193,7 @@
     </w:p>
     <w:sectPr>
       <w:pgSz w:w="12240" w:h="15840"/>
-      <w:pgMar w:top="1224" w:right="1368" w:bottom="1224" w:left="1368" w:header="720" w:footer="720" w:gutter="0"/>
+      <w:pgMar w:top="1008" w:right="1224" w:bottom="1008" w:left="1224" w:header="720" w:footer="720" w:gutter="0"/>
       <w:cols w:space="720"/>
       <w:docGrid w:linePitch="360"/>
     </w:sectPr>
